--- a/neqsim-paperlab/papers/tpflash_algorithms_2026/submission/paper.docx
+++ b/neqsim-paperlab/papers/tpflash_algorithms_2026/submission/paper.docx
@@ -9,6 +9,20 @@
       </w:pPr>
       <w:r>
         <w:t>Systematic Characterization of a Hybrid Successive-Substitution–Newton Flash Algorithm for Multicomponent Natural Gas Systems</w:t>
+      </w:r>
+    </w:p>
+    <w:p>
+      <w:pPr>
+        <w:spacing w:before="0" w:after="240"/>
+        <w:jc w:val="center"/>
+      </w:pPr>
+      <w:r>
+        <w:rPr>
+          <w:rFonts w:ascii="Times New Roman" w:hAnsi="Times New Roman"/>
+          <w:color w:val="646464"/>
+          <w:sz w:val="20"/>
+        </w:rPr>
+        <w:t>April 12, 2026</w:t>
       </w:r>
     </w:p>
     <w:p>
